--- a/documents/legal/templates/Notice of Annual General Meeting to Shareholders.docx
+++ b/documents/legal/templates/Notice of Annual General Meeting to Shareholders.docx
@@ -1360,7 +1360,7 @@
         <w:rPr>
           <w:rFonts w:ascii="Calibri" w:eastAsia="Tahoma" w:hAnsi="Calibri" w:cs="Calibri"/>
         </w:rPr>
-        <w:t xml:space="preserve">Name: </w:t>
+        <w:t>Name: [director_name]</w:t>
       </w:r>
       <w:ins w:id="11" w:author="CH Legal " w:date="2025-12-29T15:16:00Z" w16du:dateUtc="2025-12-29T08:46:00Z">
         <w:r>
